--- a/samples/자표준_규격서.docx
+++ b/samples/자표준_규격서.docx
@@ -51,6 +51,35 @@
     <w:p>
       <w:r>
         <w:t>평가 환경 습도는 33~53%RH 범위로 하며 중심치는 43%RH 이다.</w:t>
+      </w:r>
+    </w:p>
+    <w:p>
+      <w:r>
+        <w:t>충전 온도 범위:</w:t>
+      </w:r>
+      <w:r>
+        <w:br/>
+      </w:r>
+      <w:r>
+        <w:t>-5~5℃, 0.1C(4.55V)</w:t>
+      </w:r>
+      <w:r>
+        <w:br/>
+      </w:r>
+      <w:r>
+        <w:t>5~12℃, 0.3C(4.55V)</w:t>
+      </w:r>
+      <w:r>
+        <w:br/>
+      </w:r>
+      <w:r>
+        <w:t>12~15℃, 0.7C(4.55V)</w:t>
+      </w:r>
+      <w:r>
+        <w:br/>
+      </w:r>
+      <w:r>
+        <w:t>15~45℃, 1.2C(4.20V)</w:t>
       </w:r>
     </w:p>
     <w:p>
